--- a/static/downloads/en/docx/layer-6/learning-log.docx
+++ b/static/downloads/en/docx/layer-6/learning-log.docx
@@ -87,7 +87,7 @@
         <w:t xml:space="preserve"> </w:t>
       </w:r>
       <w:r>
-        <w:t xml:space="preserve">2026-04-28</w:t>
+        <w:t xml:space="preserve">2026-04-29</w:t>
       </w:r>
     </w:p>
     <w:p>

--- a/static/downloads/en/docx/layer-6/learning-log.docx
+++ b/static/downloads/en/docx/layer-6/learning-log.docx
@@ -87,7 +87,7 @@
         <w:t xml:space="preserve"> </w:t>
       </w:r>
       <w:r>
-        <w:t xml:space="preserve">2026-06-26</w:t>
+        <w:t xml:space="preserve">2026-07-07</w:t>
       </w:r>
     </w:p>
     <w:p>
@@ -238,10 +238,10 @@
     </w:p>
     <w:p>
       <w:pPr>
-        <w:pStyle w:val="BlockText"/>
-      </w:pPr>
-      <w:r>
-        <w:t xml:space="preserve">Records major failures, adaptations, reversals, and systemic learnings. Repeated failure patterns must trigger structural review, not individual blame. Entries are prepended (most recent first).</w:t>
+        <w:pStyle w:val="FirstParagraph"/>
+      </w:pPr>
+      <w:r>
+        <w:t xml:space="preserve">&gt; Records major failures, adaptations, reversals, and systemic learnings. Repeated failure patterns must trigger structural review, not individual blame. Entries are prepended (most recent first).</w:t>
       </w:r>
     </w:p>
     <w:p>
@@ -363,8 +363,14 @@
     </w:p>
     <w:p>
       <w:pPr>
-        <w:pStyle w:val="BlockText"/>
-      </w:pPr>
+        <w:pStyle w:val="BodyText"/>
+      </w:pPr>
+      <w:r>
+        <w:t xml:space="preserve">&gt;</w:t>
+      </w:r>
+      <w:r>
+        <w:t xml:space="preserve"> </w:t>
+      </w:r>
       <w:r>
         <w:rPr>
           <w:b/>
@@ -372,13 +378,17 @@
         </w:rPr>
         <w:t xml:space="preserve">Rationale — Why define the trigger explicitly</w:t>
       </w:r>
-    </w:p>
-    <w:p>
-      <w:pPr>
-        <w:pStyle w:val="BlockText"/>
-      </w:pPr>
-      <w:r>
-        <w:t xml:space="preserve">If</w:t>
+      <w:r>
+        <w:t xml:space="preserve"> </w:t>
+      </w:r>
+      <w:r>
+        <w:t xml:space="preserve">&gt;</w:t>
+      </w:r>
+      <w:r>
+        <w:t xml:space="preserve"> </w:t>
+      </w:r>
+      <w:r>
+        <w:t xml:space="preserve">&gt; If</w:t>
       </w:r>
       <w:r>
         <w:t xml:space="preserve"> </w:t>
@@ -395,8 +405,14 @@
     </w:p>
     <w:p>
       <w:pPr>
-        <w:pStyle w:val="BlockText"/>
-      </w:pPr>
+        <w:pStyle w:val="BodyText"/>
+      </w:pPr>
+      <w:r>
+        <w:t xml:space="preserve">&gt;</w:t>
+      </w:r>
+      <w:r>
+        <w:t xml:space="preserve"> </w:t>
+      </w:r>
       <w:r>
         <w:rPr>
           <w:b/>
@@ -404,18 +420,22 @@
         </w:rPr>
         <w:t xml:space="preserve">Instructions — How to fill this in</w:t>
       </w:r>
-    </w:p>
-    <w:p>
-      <w:pPr>
-        <w:pStyle w:val="BlockText"/>
-      </w:pPr>
-      <w:r>
-        <w:t xml:space="preserve">List the specific events that obligate a Learning Log entry. State who owns the log and the synthesis cadence.</w:t>
-      </w:r>
-    </w:p>
-    <w:p>
-      <w:pPr>
-        <w:pStyle w:val="FirstParagraph"/>
+      <w:r>
+        <w:t xml:space="preserve"> </w:t>
+      </w:r>
+      <w:r>
+        <w:t xml:space="preserve">&gt;</w:t>
+      </w:r>
+      <w:r>
+        <w:t xml:space="preserve"> </w:t>
+      </w:r>
+      <w:r>
+        <w:t xml:space="preserve">&gt; List the specific events that obligate a Learning Log entry. State who owns the log and the synthesis cadence.</w:t>
+      </w:r>
+    </w:p>
+    <w:p>
+      <w:pPr>
+        <w:pStyle w:val="BodyText"/>
       </w:pPr>
       <w:r>
         <w:t xml:space="preserve">An entry MUST be added when any of the following occur:</w:t>
@@ -461,6 +481,13 @@
           <w:numId w:val="1003"/>
         </w:numPr>
       </w:pPr>
+      <w:r>
+        <w:rPr>
+          <w:i/>
+          <w:iCs/>
+        </w:rPr>
+        <w:t xml:space="preserve">&lt;A conflict escalates to the governance step of the Conflict Resolution Ladder.&gt;</w:t>
+      </w:r>
     </w:p>
     <w:p>
       <w:pPr>
@@ -486,6 +513,13 @@
           <w:numId w:val="1003"/>
         </w:numPr>
       </w:pPr>
+      <w:r>
+        <w:rPr>
+          <w:i/>
+          <w:iCs/>
+        </w:rPr>
+        <w:t xml:space="preserve">&lt;A major adaptation to community operations is adopted that significantly changes how a layer functions.&gt;</w:t>
+      </w:r>
     </w:p>
     <w:p>
       <w:pPr>
@@ -495,6 +529,13 @@
           <w:numId w:val="1003"/>
         </w:numPr>
       </w:pPr>
+      <w:r>
+        <w:rPr>
+          <w:i/>
+          <w:iCs/>
+        </w:rPr>
+        <w:t xml:space="preserve">&lt;A near-miss: a situation that could have caused significant harm but was caught before it did.&gt;</w:t>
+      </w:r>
     </w:p>
     <w:p>
       <w:pPr>
@@ -504,16 +545,23 @@
           <w:numId w:val="1003"/>
         </w:numPr>
       </w:pPr>
-    </w:p>
-    <w:p>
-      <w:pPr>
-        <w:pStyle w:val="FirstParagraph"/>
-      </w:pPr>
       <w:r>
         <w:rPr>
           <w:i/>
           <w:iCs/>
         </w:rPr>
+        <w:t xml:space="preserve">&lt;Any event the community collectively identifies as worth learning from.&gt;</w:t>
+      </w:r>
+    </w:p>
+    <w:p>
+      <w:pPr>
+        <w:pStyle w:val="FirstParagraph"/>
+      </w:pPr>
+      <w:r>
+        <w:rPr>
+          <w:i/>
+          <w:iCs/>
+        </w:rPr>
         <w:t xml:space="preserve">&lt;Minor operational adjustments, routine decisions, and individual issues fully resolved at the early steps of the Conflict Resolution Ladder do not require a Learning Log entry.&gt;</w:t>
       </w:r>
     </w:p>
@@ -530,6 +578,13 @@
       </w:r>
       <w:r>
         <w:t xml:space="preserve"> </w:t>
+      </w:r>
+      <w:r>
+        <w:rPr>
+          <w:i/>
+          <w:iCs/>
+        </w:rPr>
+        <w:t xml:space="preserve">&lt;role responsible for ensuring entries are created and maintained.&gt;</w:t>
       </w:r>
     </w:p>
     <w:p>
@@ -669,8 +724,14 @@
     </w:p>
     <w:p>
       <w:pPr>
-        <w:pStyle w:val="BlockText"/>
-      </w:pPr>
+        <w:pStyle w:val="BodyText"/>
+      </w:pPr>
+      <w:r>
+        <w:t xml:space="preserve">&gt;</w:t>
+      </w:r>
+      <w:r>
+        <w:t xml:space="preserve"> </w:t>
+      </w:r>
       <w:r>
         <w:rPr>
           <w:b/>
@@ -678,13 +739,17 @@
         </w:rPr>
         <w:t xml:space="preserve">Rationale — Why a fixed entry template</w:t>
       </w:r>
-    </w:p>
-    <w:p>
-      <w:pPr>
-        <w:pStyle w:val="BlockText"/>
-      </w:pPr>
-      <w:r>
-        <w:t xml:space="preserve">Free-form reflection is valuable, but it does not aggregate. A consistent schema — trigger, signals, what changed, outcome, follow-up owner — makes it possible to scan years of entries for recurring patterns and to turn isolated incidents into structural evidence. It also forces each entry to name an owner, so learning does not stop at</w:t>
+      <w:r>
+        <w:t xml:space="preserve"> </w:t>
+      </w:r>
+      <w:r>
+        <w:t xml:space="preserve">&gt;</w:t>
+      </w:r>
+      <w:r>
+        <w:t xml:space="preserve"> </w:t>
+      </w:r>
+      <w:r>
+        <w:t xml:space="preserve">&gt; Free-form reflection is valuable, but it does not aggregate. A consistent schema — trigger, signals, what changed, outcome, follow-up owner — makes it possible to scan years of entries for recurring patterns and to turn isolated incidents into structural evidence. It also forces each entry to name an owner, so learning does not stop at</w:t>
       </w:r>
       <w:r>
         <w:t xml:space="preserve"> </w:t>
@@ -695,8 +760,14 @@
     </w:p>
     <w:p>
       <w:pPr>
-        <w:pStyle w:val="BlockText"/>
-      </w:pPr>
+        <w:pStyle w:val="BodyText"/>
+      </w:pPr>
+      <w:r>
+        <w:t xml:space="preserve">&gt;</w:t>
+      </w:r>
+      <w:r>
+        <w:t xml:space="preserve"> </w:t>
+      </w:r>
       <w:r>
         <w:rPr>
           <w:b/>
@@ -704,13 +775,17 @@
         </w:rPr>
         <w:t xml:space="preserve">Instructions — How to fill this in</w:t>
       </w:r>
-    </w:p>
-    <w:p>
-      <w:pPr>
-        <w:pStyle w:val="BlockText"/>
-      </w:pPr>
-      <w:r>
-        <w:t xml:space="preserve">Use the template below for every entry. Each field forces a different lens on the event; do not skip the follow-up owner.</w:t>
+      <w:r>
+        <w:t xml:space="preserve"> </w:t>
+      </w:r>
+      <w:r>
+        <w:t xml:space="preserve">&gt;</w:t>
+      </w:r>
+      <w:r>
+        <w:t xml:space="preserve"> </w:t>
+      </w:r>
+      <w:r>
+        <w:t xml:space="preserve">&gt; Use the template below for every entry. Each field forces a different lens on the event; do not skip the follow-up owner.</w:t>
       </w:r>
     </w:p>
     <w:p>

--- a/static/downloads/en/docx/layer-6/learning-log.docx
+++ b/static/downloads/en/docx/layer-6/learning-log.docx
@@ -87,7 +87,7 @@
         <w:t xml:space="preserve"> </w:t>
       </w:r>
       <w:r>
-        <w:t xml:space="preserve">2026-07-07</w:t>
+        <w:t xml:space="preserve">2026-08-31</w:t>
       </w:r>
     </w:p>
     <w:p>
